--- a/downloads/sections/t13-l05-direct-connect-and-the-edges-sources.docx
+++ b/downloads/sections/t13-l05-direct-connect-and-the-edges-sources.docx
@@ -24,7 +24,7 @@
     </w:p>
     <w:p>
       <w:r>
-        <w:t>confirm. CH3, DC10, LD5, AM4, FR8, SP4, TY11, and SY5 are the Equinix Fabric edges in the technical requirements read in October 2026.. last checked 2026-10.</w:t>
+        <w:t>confirm. CH3, DC10, LD5, AM4, FR8, SP4, TY11, and SY5 are the Equinix Fabric edges in the technical requirements read in October 2026. last checked 2026-10.</w:t>
       </w:r>
     </w:p>
   </w:body>
